--- a/testakten/statusfeststellung-familienangehoerige-baeckerei-luenen/09_klage_und_beitragsrisiko.docx
+++ b/testakten/statusfeststellung-familienangehoerige-baeckerei-luenen/09_klage_und_beitragsrisiko.docx
@@ -4,13 +4,51 @@
   <w:body>
     <w:p>
       <w:pPr>
-        <w:pStyle w:val="Heading1"/>
+        <w:jc w:val="left"/>
       </w:pPr>
       <w:r>
         <w:rPr>
-          <w:rFonts w:ascii="Times New Roman" w:hAnsi="Times New Roman"/>
+          <w:rFonts w:ascii="Arial" w:hAnsi="Arial"/>
+          <w:b/>
+          <w:sz w:val="26"/>
         </w:rPr>
+        <w:t>Rentenberatung Knüppel &amp; Partner</w:t>
+      </w:r>
+    </w:p>
+    <w:p>
+      <w:r>
+        <w:t>Brüderweg 11, 44135 Dortmund · Telefon 0231 44 08 72-0 · kanzlei@knueppel-rentenberatung.de</w:t>
+      </w:r>
+    </w:p>
+    <w:p>
+      <w:pPr>
+        <w:spacing w:after="240"/>
+      </w:pPr>
+      <w:r>
+        <w:rPr>
+          <w:i/>
+          <w:sz w:val="18"/>
+        </w:rPr>
+        <w:t>Unser Zeichen: BK-LU/2026-118 · Gerichtliche Vorbereitung · Stand: 06. Juli 2026</w:t>
+      </w:r>
+    </w:p>
+    <w:p>
+      <w:pPr>
+        <w:pStyle w:val="Heading1"/>
+        <w:spacing w:after="160"/>
+      </w:pPr>
+      <w:r>
         <w:t>Klage- und Beitragsrisiko</w:t>
+      </w:r>
+    </w:p>
+    <w:p>
+      <w:r>
+        <w:t>Betreff: Bäckerei Nolden GmbH gegen Deutsche Rentenversicherung wegen Statusfeststellung und Beitragsnachforderung für mitarbeitende Familienangehörige.</w:t>
+      </w:r>
+    </w:p>
+    <w:p>
+      <w:r>
+        <w:t>Dieses Raster bereitet Widerspruch, Klage und Vergleichsgespräch vor. Es setzt voraus, dass die Behörde die Tätigkeit von Carina Nolden vollständig als abhängige Beschäftigung einordnet und die Markteinsätze von Jannes Nolden zumindest teilweise einbezieht.</w:t>
       </w:r>
     </w:p>
     <w:p>
@@ -18,18 +56,443 @@
         <w:pStyle w:val="Heading2"/>
       </w:pPr>
       <w:r>
-        <w:rPr>
-          <w:rFonts w:ascii="Times New Roman" w:hAnsi="Times New Roman"/>
-        </w:rPr>
-        <w:t>1. Beitragsrisiko</w:t>
+        <w:t>Beitragsrisiko</w:t>
+      </w:r>
+    </w:p>
+    <w:tbl>
+      <w:tblPr>
+        <w:tblStyle w:val="TableGrid"/>
+        <w:tblW w:type="auto" w:w="0"/>
+        <w:jc w:val="center"/>
+        <w:tblLook w:firstColumn="1" w:firstRow="1" w:lastColumn="0" w:lastRow="0" w:noHBand="0" w:noVBand="1" w:val="04A0"/>
+      </w:tblPr>
+      <w:tblGrid>
+        <w:gridCol w:w="3286"/>
+        <w:gridCol w:w="3286"/>
+        <w:gridCol w:w="3286"/>
+      </w:tblGrid>
+      <w:tr>
+        <w:tc>
+          <w:tcPr>
+            <w:tcW w:type="dxa" w:w="2381"/>
+            <w:shd w:fill="EAF2F3"/>
+          </w:tcPr>
+          <w:p>
+            <w:r>
+              <w:rPr>
+                <w:rFonts w:ascii="Arial" w:hAnsi="Arial"/>
+                <w:b/>
+                <w:sz w:val="18"/>
+              </w:rPr>
+              <w:t>Szenario</w:t>
+            </w:r>
+          </w:p>
+        </w:tc>
+        <w:tc>
+          <w:tcPr>
+            <w:tcW w:type="dxa" w:w="3061"/>
+            <w:shd w:fill="EAF2F3"/>
+          </w:tcPr>
+          <w:p>
+            <w:r>
+              <w:rPr>
+                <w:rFonts w:ascii="Arial" w:hAnsi="Arial"/>
+                <w:b/>
+                <w:sz w:val="18"/>
+              </w:rPr>
+              <w:t>Auswirkung</w:t>
+            </w:r>
+          </w:p>
+        </w:tc>
+        <w:tc>
+          <w:tcPr>
+            <w:tcW w:type="dxa" w:w="3061"/>
+            <w:shd w:fill="EAF2F3"/>
+          </w:tcPr>
+          <w:p>
+            <w:r>
+              <w:rPr>
+                <w:rFonts w:ascii="Arial" w:hAnsi="Arial"/>
+                <w:b/>
+                <w:sz w:val="18"/>
+              </w:rPr>
+              <w:t>Aktenstand</w:t>
+            </w:r>
+          </w:p>
+        </w:tc>
+      </w:tr>
+      <w:tr>
+        <w:tc>
+          <w:tcPr>
+            <w:tcW w:type="dxa" w:w="2381"/>
+            <w:vAlign w:val="top"/>
+          </w:tcPr>
+          <w:p>
+            <w:r>
+              <w:rPr>
+                <w:rFonts w:ascii="Arial" w:hAnsi="Arial"/>
+                <w:sz w:val="18"/>
+              </w:rPr>
+              <w:t>Volle Beschäftigung ab 01. Januar 2022</w:t>
+            </w:r>
+          </w:p>
+        </w:tc>
+        <w:tc>
+          <w:tcPr>
+            <w:tcW w:type="dxa" w:w="3061"/>
+            <w:vAlign w:val="top"/>
+          </w:tcPr>
+          <w:p>
+            <w:r>
+              <w:rPr>
+                <w:rFonts w:ascii="Arial" w:hAnsi="Arial"/>
+                <w:sz w:val="18"/>
+              </w:rPr>
+              <w:t>Gesamtsozialversicherungsbeiträge aus der Monatspauschale, Säumniszuschläge und Folgefragen zur bisherigen Rechnungsstellung.</w:t>
+            </w:r>
+          </w:p>
+        </w:tc>
+        <w:tc>
+          <w:tcPr>
+            <w:tcW w:type="dxa" w:w="3061"/>
+            <w:vAlign w:val="top"/>
+          </w:tcPr>
+          <w:p>
+            <w:r>
+              <w:rPr>
+                <w:rFonts w:ascii="Arial" w:hAnsi="Arial"/>
+                <w:sz w:val="18"/>
+              </w:rPr>
+              <w:t>Hoher Druck, weil die Filialleitung ab 2024 dicht dokumentiert ist; für 2022 und 2023 fehlen noch Dienstpläne.</w:t>
+            </w:r>
+          </w:p>
+        </w:tc>
+      </w:tr>
+      <w:tr>
+        <w:tc>
+          <w:tcPr>
+            <w:tcW w:type="dxa" w:w="2381"/>
+            <w:vAlign w:val="top"/>
+          </w:tcPr>
+          <w:p>
+            <w:r>
+              <w:rPr>
+                <w:rFonts w:ascii="Arial" w:hAnsi="Arial"/>
+                <w:sz w:val="18"/>
+              </w:rPr>
+              <w:t>Beschäftigung nur operative Filialleitung ab 01. April 2024</w:t>
+            </w:r>
+          </w:p>
+        </w:tc>
+        <w:tc>
+          <w:tcPr>
+            <w:tcW w:type="dxa" w:w="3061"/>
+            <w:vAlign w:val="top"/>
+          </w:tcPr>
+          <w:p>
+            <w:r>
+              <w:rPr>
+                <w:rFonts w:ascii="Arial" w:hAnsi="Arial"/>
+                <w:sz w:val="18"/>
+              </w:rPr>
+              <w:t>Beitragsvolumen sinkt deutlich; Streit verlagert sich auf Abgrenzung Büroservice, Social Media und Filialschichten.</w:t>
+            </w:r>
+          </w:p>
+        </w:tc>
+        <w:tc>
+          <w:tcPr>
+            <w:tcW w:type="dxa" w:w="3061"/>
+            <w:vAlign w:val="top"/>
+          </w:tcPr>
+          <w:p>
+            <w:r>
+              <w:rPr>
+                <w:rFonts w:ascii="Arial" w:hAnsi="Arial"/>
+                <w:sz w:val="18"/>
+              </w:rPr>
+              <w:t>Realistische Vergleichslinie, wenn die Kassen- und Chatunterlagen sauber geordnet werden.</w:t>
+            </w:r>
+          </w:p>
+        </w:tc>
+      </w:tr>
+      <w:tr>
+        <w:tc>
+          <w:tcPr>
+            <w:tcW w:type="dxa" w:w="2381"/>
+            <w:vAlign w:val="top"/>
+          </w:tcPr>
+          <w:p>
+            <w:r>
+              <w:rPr>
+                <w:rFonts w:ascii="Arial" w:hAnsi="Arial"/>
+                <w:sz w:val="18"/>
+              </w:rPr>
+              <w:t>Keine Beschäftigung Jannes Nolden</w:t>
+            </w:r>
+          </w:p>
+        </w:tc>
+        <w:tc>
+          <w:tcPr>
+            <w:tcW w:type="dxa" w:w="3061"/>
+            <w:vAlign w:val="top"/>
+          </w:tcPr>
+          <w:p>
+            <w:r>
+              <w:rPr>
+                <w:rFonts w:ascii="Arial" w:hAnsi="Arial"/>
+                <w:sz w:val="18"/>
+              </w:rPr>
+              <w:t>Marktstandumsätze bleiben außerhalb der Nachforderung; Behörde könnte aber arbeitnehmerähnliche Eingliederung prüfen.</w:t>
+            </w:r>
+          </w:p>
+        </w:tc>
+        <w:tc>
+          <w:tcPr>
+            <w:tcW w:type="dxa" w:w="3061"/>
+            <w:vAlign w:val="top"/>
+          </w:tcPr>
+          <w:p>
+            <w:r>
+              <w:rPr>
+                <w:rFonts w:ascii="Arial" w:hAnsi="Arial"/>
+                <w:sz w:val="18"/>
+              </w:rPr>
+              <w:t>Belegbar, wenn eigenes Zubehör, freie Absagepraxis und wechselnde Einsatzorte nachgereicht werden.</w:t>
+            </w:r>
+          </w:p>
+        </w:tc>
+      </w:tr>
+    </w:tbl>
+    <w:p/>
+    <w:p>
+      <w:pPr>
+        <w:pStyle w:val="Heading2"/>
+      </w:pPr>
+      <w:r>
+        <w:t>Sozialgerichtliche Angriffspunkte</w:t>
       </w:r>
     </w:p>
     <w:p>
+      <w:r>
+        <w:t>Die Klage muss drei Tätigkeitsbilder getrennt darstellen: Filialleitung Münsterstraße, Büro- und Social-Media-Leistungen sowie Wochenendmarktstände. Ein pauschaler Familienstatus trägt nicht. Entscheidend sind Weisungsrecht, Eingliederung, Unternehmerrisiko, Außenauftritt und die gelebte Vertragsdurchführung.</w:t>
+      </w:r>
+    </w:p>
+    <w:tbl>
+      <w:tblPr>
+        <w:tblStyle w:val="TableGrid"/>
+        <w:tblW w:type="auto" w:w="0"/>
+        <w:jc w:val="center"/>
+        <w:tblLook w:firstColumn="1" w:firstRow="1" w:lastColumn="0" w:lastRow="0" w:noHBand="0" w:noVBand="1" w:val="04A0"/>
+      </w:tblPr>
+      <w:tblGrid>
+        <w:gridCol w:w="3286"/>
+        <w:gridCol w:w="3286"/>
+        <w:gridCol w:w="3286"/>
+      </w:tblGrid>
+      <w:tr>
+        <w:tc>
+          <w:tcPr>
+            <w:tcW w:type="dxa" w:w="2381"/>
+            <w:shd w:fill="EAF2F3"/>
+          </w:tcPr>
+          <w:p>
+            <w:r>
+              <w:rPr>
+                <w:rFonts w:ascii="Arial" w:hAnsi="Arial"/>
+                <w:b/>
+                <w:sz w:val="18"/>
+              </w:rPr>
+              <w:t>Angriffspunkt</w:t>
+            </w:r>
+          </w:p>
+        </w:tc>
+        <w:tc>
+          <w:tcPr>
+            <w:tcW w:type="dxa" w:w="3061"/>
+            <w:shd w:fill="EAF2F3"/>
+          </w:tcPr>
+          <w:p>
+            <w:r>
+              <w:rPr>
+                <w:rFonts w:ascii="Arial" w:hAnsi="Arial"/>
+                <w:b/>
+                <w:sz w:val="18"/>
+              </w:rPr>
+              <w:t>Vortrag</w:t>
+            </w:r>
+          </w:p>
+        </w:tc>
+        <w:tc>
+          <w:tcPr>
+            <w:tcW w:type="dxa" w:w="3061"/>
+            <w:shd w:fill="EAF2F3"/>
+          </w:tcPr>
+          <w:p>
+            <w:r>
+              <w:rPr>
+                <w:rFonts w:ascii="Arial" w:hAnsi="Arial"/>
+                <w:b/>
+                <w:sz w:val="18"/>
+              </w:rPr>
+              <w:t>Beweis</w:t>
+            </w:r>
+          </w:p>
+        </w:tc>
+      </w:tr>
+      <w:tr>
+        <w:tc>
+          <w:tcPr>
+            <w:tcW w:type="dxa" w:w="2381"/>
+            <w:vAlign w:val="top"/>
+          </w:tcPr>
+          <w:p>
+            <w:r>
+              <w:rPr>
+                <w:rFonts w:ascii="Arial" w:hAnsi="Arial"/>
+                <w:sz w:val="18"/>
+              </w:rPr>
+              <w:t>Unzureichende Tatsachenermittlung</w:t>
+            </w:r>
+          </w:p>
+        </w:tc>
+        <w:tc>
+          <w:tcPr>
+            <w:tcW w:type="dxa" w:w="3061"/>
+            <w:vAlign w:val="top"/>
+          </w:tcPr>
+          <w:p>
+            <w:r>
+              <w:rPr>
+                <w:rFonts w:ascii="Arial" w:hAnsi="Arial"/>
+                <w:sz w:val="18"/>
+              </w:rPr>
+              <w:t>Die Behörde hat Fremdkunden, eigene Betriebsmittel und wechselnde Markteinsätze nicht getrennt ausgewertet.</w:t>
+            </w:r>
+          </w:p>
+        </w:tc>
+        <w:tc>
+          <w:tcPr>
+            <w:tcW w:type="dxa" w:w="3061"/>
+            <w:vAlign w:val="top"/>
+          </w:tcPr>
+          <w:p>
+            <w:r>
+              <w:rPr>
+                <w:rFonts w:ascii="Arial" w:hAnsi="Arial"/>
+                <w:sz w:val="18"/>
+              </w:rPr>
+              <w:t>Rechnungen, Marktstandfotos, Zubehörliste, Kalenderauszüge</w:t>
+            </w:r>
+          </w:p>
+        </w:tc>
+      </w:tr>
+      <w:tr>
+        <w:tc>
+          <w:tcPr>
+            <w:tcW w:type="dxa" w:w="2381"/>
+            <w:vAlign w:val="top"/>
+          </w:tcPr>
+          <w:p>
+            <w:r>
+              <w:rPr>
+                <w:rFonts w:ascii="Arial" w:hAnsi="Arial"/>
+                <w:sz w:val="18"/>
+              </w:rPr>
+              <w:t>Falsche zeitliche Verdichtung</w:t>
+            </w:r>
+          </w:p>
+        </w:tc>
+        <w:tc>
+          <w:tcPr>
+            <w:tcW w:type="dxa" w:w="3061"/>
+            <w:vAlign w:val="top"/>
+          </w:tcPr>
+          <w:p>
+            <w:r>
+              <w:rPr>
+                <w:rFonts w:ascii="Arial" w:hAnsi="Arial"/>
+                <w:sz w:val="18"/>
+              </w:rPr>
+              <w:t>Die belastenden Indizien entstehen erst mit der Erkrankung der Mutter und der festen Filialverantwortung ab 2024.</w:t>
+            </w:r>
+          </w:p>
+        </w:tc>
+        <w:tc>
+          <w:tcPr>
+            <w:tcW w:type="dxa" w:w="3061"/>
+            <w:vAlign w:val="top"/>
+          </w:tcPr>
+          <w:p>
+            <w:r>
+              <w:rPr>
+                <w:rFonts w:ascii="Arial" w:hAnsi="Arial"/>
+                <w:sz w:val="18"/>
+              </w:rPr>
+              <w:t>Ärztliche Bescheinigung, Dienstpläne, Mandantennotiz</w:t>
+            </w:r>
+          </w:p>
+        </w:tc>
+      </w:tr>
+      <w:tr>
+        <w:tc>
+          <w:tcPr>
+            <w:tcW w:type="dxa" w:w="2381"/>
+            <w:vAlign w:val="top"/>
+          </w:tcPr>
+          <w:p>
+            <w:r>
+              <w:rPr>
+                <w:rFonts w:ascii="Arial" w:hAnsi="Arial"/>
+                <w:sz w:val="18"/>
+              </w:rPr>
+              <w:t>Fehlende Differenzierung der Personen</w:t>
+            </w:r>
+          </w:p>
+        </w:tc>
+        <w:tc>
+          <w:tcPr>
+            <w:tcW w:type="dxa" w:w="3061"/>
+            <w:vAlign w:val="top"/>
+          </w:tcPr>
+          <w:p>
+            <w:r>
+              <w:rPr>
+                <w:rFonts w:ascii="Arial" w:hAnsi="Arial"/>
+                <w:sz w:val="18"/>
+              </w:rPr>
+              <w:t>Carina und Jannes dürfen nicht schematisch gleich behandelt werden.</w:t>
+            </w:r>
+          </w:p>
+        </w:tc>
+        <w:tc>
+          <w:tcPr>
+            <w:tcW w:type="dxa" w:w="3061"/>
+            <w:vAlign w:val="top"/>
+          </w:tcPr>
+          <w:p>
+            <w:r>
+              <w:rPr>
+                <w:rFonts w:ascii="Arial" w:hAnsi="Arial"/>
+                <w:sz w:val="18"/>
+              </w:rPr>
+              <w:t>Indizienmatrix, getrennte Zahlungsflüsse, Einsatzübersichten</w:t>
+            </w:r>
+          </w:p>
+        </w:tc>
+      </w:tr>
+    </w:tbl>
+    <w:p/>
+    <w:p>
       <w:pPr>
-        <w:jc w:val="left"/>
+        <w:pStyle w:val="Heading2"/>
       </w:pPr>
       <w:r>
-        <w:t>Bei voller Beschäftigungseinstufung ab 01.01.2022 drohen Gesamtsozialversicherungsbeiträge aus der Pauschale, Säumniszuschläge und Folgefragen bei Umsatzsteuer. Bei teilweiser Beschäftigungseinstufung wird die zeitliche und sachliche Abgrenzung beweisintensiv.</w:t>
+        <w:t>Antrags- und Vergleichslinie</w:t>
+      </w:r>
+    </w:p>
+    <w:p>
+      <w:r>
+        <w:t>Hauptantrag ist die Aufhebung des Beitragsbescheids, soweit er die Tätigkeit von Jannes Nolden und die Marktstandtage betrifft. Für Carina Nolden ist hilfsweise eine zeitliche Begrenzung und konkrete Neuberechnung der Beiträge vorzubereiten. Sinnvoll ist eine Verständigung über Zeitraum, Berechnungsgrundlage, Ratenzahlung und Säumniszuschläge, nicht über den bloßen Familienstatus.</w:t>
       </w:r>
     </w:p>
     <w:p>
@@ -37,66 +500,217 @@
         <w:pStyle w:val="Heading2"/>
       </w:pPr>
       <w:r>
-        <w:rPr>
-          <w:rFonts w:ascii="Times New Roman" w:hAnsi="Times New Roman"/>
-        </w:rPr>
-        <w:t>2. Sozialgerichtliche Angriffspunkte</w:t>
+        <w:t>Offene Fristen und Unterlagen</w:t>
       </w:r>
     </w:p>
-    <w:p>
-      <w:pPr>
-        <w:pStyle w:val="ListNumber"/>
-      </w:pPr>
-      <w:r>
-        <w:t>Unzureichende Tatsachenermittlung zu Fremdkunden und Betriebsausgaben.</w:t>
-      </w:r>
-    </w:p>
-    <w:p>
-      <w:pPr>
-        <w:pStyle w:val="ListNumber"/>
-      </w:pPr>
-      <w:r>
-        <w:t>Fehlende Trennung der Tätigkeitsbereiche.</w:t>
-      </w:r>
-    </w:p>
-    <w:p>
-      <w:pPr>
-        <w:pStyle w:val="ListNumber"/>
-      </w:pPr>
-      <w:r>
-        <w:t>Fehlende Gewichtung des Parteiwillens nur für den Grenzfall, wenn die Indizien ausgeglichen sind.</w:t>
-      </w:r>
-    </w:p>
-    <w:p>
-      <w:pPr>
-        <w:pStyle w:val="ListNumber"/>
-      </w:pPr>
-      <w:r>
-        <w:t>Unklare zeitliche Verdichtung erst ab 2024.</w:t>
-      </w:r>
-    </w:p>
-    <w:p>
-      <w:pPr>
-        <w:pStyle w:val="Heading2"/>
-      </w:pPr>
-      <w:r>
-        <w:rPr>
-          <w:rFonts w:ascii="Times New Roman" w:hAnsi="Times New Roman"/>
-        </w:rPr>
-        <w:t>3. Vergleichsoption</w:t>
-      </w:r>
-    </w:p>
-    <w:p>
-      <w:pPr>
-        <w:jc w:val="left"/>
-      </w:pPr>
-      <w:r>
-        <w:t>Eine abgestufte Lösung mit Beschäftigung nur für operative Filialleitung ab 01.04.2024 könnte wirtschaftlich sinnvoll sein, wenn die Behörde dafür Säumniszuschläge reduziert und die Rentenanwartschaft der Tochter eindeutig zuordnet.</w:t>
-      </w:r>
-    </w:p>
+    <w:tbl>
+      <w:tblPr>
+        <w:tblStyle w:val="TableGrid"/>
+        <w:tblW w:type="auto" w:w="0"/>
+        <w:jc w:val="center"/>
+        <w:tblLook w:firstColumn="1" w:firstRow="1" w:lastColumn="0" w:lastRow="0" w:noHBand="0" w:noVBand="1" w:val="04A0"/>
+      </w:tblPr>
+      <w:tblGrid>
+        <w:gridCol w:w="3286"/>
+        <w:gridCol w:w="3286"/>
+        <w:gridCol w:w="3286"/>
+      </w:tblGrid>
+      <w:tr>
+        <w:tc>
+          <w:tcPr>
+            <w:tcW w:type="dxa" w:w="2835"/>
+            <w:shd w:fill="EAF2F3"/>
+          </w:tcPr>
+          <w:p>
+            <w:r>
+              <w:rPr>
+                <w:rFonts w:ascii="Arial" w:hAnsi="Arial"/>
+                <w:b/>
+                <w:sz w:val="18"/>
+              </w:rPr>
+              <w:t>Punkt</w:t>
+            </w:r>
+          </w:p>
+        </w:tc>
+        <w:tc>
+          <w:tcPr>
+            <w:tcW w:type="dxa" w:w="1701"/>
+            <w:shd w:fill="EAF2F3"/>
+          </w:tcPr>
+          <w:p>
+            <w:r>
+              <w:rPr>
+                <w:rFonts w:ascii="Arial" w:hAnsi="Arial"/>
+                <w:b/>
+                <w:sz w:val="18"/>
+              </w:rPr>
+              <w:t>Frist</w:t>
+            </w:r>
+          </w:p>
+        </w:tc>
+        <w:tc>
+          <w:tcPr>
+            <w:tcW w:type="dxa" w:w="3685"/>
+            <w:shd w:fill="EAF2F3"/>
+          </w:tcPr>
+          <w:p>
+            <w:r>
+              <w:rPr>
+                <w:rFonts w:ascii="Arial" w:hAnsi="Arial"/>
+                <w:b/>
+                <w:sz w:val="18"/>
+              </w:rPr>
+              <w:t>Bearbeitung</w:t>
+            </w:r>
+          </w:p>
+        </w:tc>
+      </w:tr>
+      <w:tr>
+        <w:tc>
+          <w:tcPr>
+            <w:tcW w:type="dxa" w:w="2835"/>
+            <w:vAlign w:val="top"/>
+          </w:tcPr>
+          <w:p>
+            <w:r>
+              <w:rPr>
+                <w:rFonts w:ascii="Arial" w:hAnsi="Arial"/>
+                <w:sz w:val="18"/>
+              </w:rPr>
+              <w:t>Widerspruchsbegründung ergänzen</w:t>
+            </w:r>
+          </w:p>
+        </w:tc>
+        <w:tc>
+          <w:tcPr>
+            <w:tcW w:type="dxa" w:w="1701"/>
+            <w:vAlign w:val="top"/>
+          </w:tcPr>
+          <w:p>
+            <w:r>
+              <w:rPr>
+                <w:rFonts w:ascii="Arial" w:hAnsi="Arial"/>
+                <w:sz w:val="18"/>
+              </w:rPr>
+              <w:t>19. Juli 2026</w:t>
+            </w:r>
+          </w:p>
+        </w:tc>
+        <w:tc>
+          <w:tcPr>
+            <w:tcW w:type="dxa" w:w="3685"/>
+            <w:vAlign w:val="top"/>
+          </w:tcPr>
+          <w:p>
+            <w:r>
+              <w:rPr>
+                <w:rFonts w:ascii="Arial" w:hAnsi="Arial"/>
+                <w:sz w:val="18"/>
+              </w:rPr>
+              <w:t>Indizienmatrix, Kontoauszüge und Dienstplanexport beifügen</w:t>
+            </w:r>
+          </w:p>
+        </w:tc>
+      </w:tr>
+      <w:tr>
+        <w:tc>
+          <w:tcPr>
+            <w:tcW w:type="dxa" w:w="2835"/>
+            <w:vAlign w:val="top"/>
+          </w:tcPr>
+          <w:p>
+            <w:r>
+              <w:rPr>
+                <w:rFonts w:ascii="Arial" w:hAnsi="Arial"/>
+                <w:sz w:val="18"/>
+              </w:rPr>
+              <w:t>Kassenunterlagen ordnen</w:t>
+            </w:r>
+          </w:p>
+        </w:tc>
+        <w:tc>
+          <w:tcPr>
+            <w:tcW w:type="dxa" w:w="1701"/>
+            <w:vAlign w:val="top"/>
+          </w:tcPr>
+          <w:p>
+            <w:r>
+              <w:rPr>
+                <w:rFonts w:ascii="Arial" w:hAnsi="Arial"/>
+                <w:sz w:val="18"/>
+              </w:rPr>
+              <w:t>12. Juli 2026</w:t>
+            </w:r>
+          </w:p>
+        </w:tc>
+        <w:tc>
+          <w:tcPr>
+            <w:tcW w:type="dxa" w:w="3685"/>
+            <w:vAlign w:val="top"/>
+          </w:tcPr>
+          <w:p>
+            <w:r>
+              <w:rPr>
+                <w:rFonts w:ascii="Arial" w:hAnsi="Arial"/>
+                <w:sz w:val="18"/>
+              </w:rPr>
+              <w:t>Monatsweise Mappe mit Filiale, Datum, Schicht und Kassenzugang</w:t>
+            </w:r>
+          </w:p>
+        </w:tc>
+      </w:tr>
+      <w:tr>
+        <w:tc>
+          <w:tcPr>
+            <w:tcW w:type="dxa" w:w="2835"/>
+            <w:vAlign w:val="top"/>
+          </w:tcPr>
+          <w:p>
+            <w:r>
+              <w:rPr>
+                <w:rFonts w:ascii="Arial" w:hAnsi="Arial"/>
+                <w:sz w:val="18"/>
+              </w:rPr>
+              <w:t>Vergleichsvorschlag vorbereiten</w:t>
+            </w:r>
+          </w:p>
+        </w:tc>
+        <w:tc>
+          <w:tcPr>
+            <w:tcW w:type="dxa" w:w="1701"/>
+            <w:vAlign w:val="top"/>
+          </w:tcPr>
+          <w:p>
+            <w:r>
+              <w:rPr>
+                <w:rFonts w:ascii="Arial" w:hAnsi="Arial"/>
+                <w:sz w:val="18"/>
+              </w:rPr>
+              <w:t>Nach Akteneinsicht</w:t>
+            </w:r>
+          </w:p>
+        </w:tc>
+        <w:tc>
+          <w:tcPr>
+            <w:tcW w:type="dxa" w:w="3685"/>
+            <w:vAlign w:val="top"/>
+          </w:tcPr>
+          <w:p>
+            <w:r>
+              <w:rPr>
+                <w:rFonts w:ascii="Arial" w:hAnsi="Arial"/>
+                <w:sz w:val="18"/>
+              </w:rPr>
+              <w:t>Beschäftigung nur Filialleitung ab 2024, Reduktion Säumniszuschläge, klare Rentenzuordnung</w:t>
+            </w:r>
+          </w:p>
+        </w:tc>
+      </w:tr>
+    </w:tbl>
+    <w:p/>
     <w:sectPr>
-      <w:pgSz w:w="11906" w:h="16838"/>
-      <w:pgMar w:top="1417" w:right="1417" w:bottom="1417" w:left="1417" w:header="720" w:footer="720" w:gutter="0"/>
+      <w:pgSz w:w="12240" w:h="15840"/>
+      <w:pgMar w:top="1134" w:right="1191" w:bottom="1134" w:left="1191" w:header="720" w:footer="720" w:gutter="0"/>
       <w:cols w:space="720"/>
       <w:docGrid w:linePitch="360"/>
     </w:sectPr>
@@ -467,9 +1081,12 @@
     <w:name w:val="Normal"/>
     <w:qFormat/>
     <w:rsid w:val="00FC693F"/>
+    <w:pPr>
+      <w:spacing w:after="100" w:line="259" w:lineRule="auto"/>
+    </w:pPr>
     <w:rPr>
-      <w:rFonts w:ascii="Times New Roman" w:hAnsi="Times New Roman"/>
-      <w:sz w:val="22"/>
+      <w:rFonts w:ascii="Arial" w:hAnsi="Arial"/>
+      <w:sz w:val="21"/>
     </w:rPr>
   </w:style>
   <w:style w:type="paragraph" w:styleId="Header">
@@ -527,14 +1144,15 @@
     <w:pPr>
       <w:keepNext/>
       <w:keepLines/>
-      <w:spacing w:before="480" w:after="0"/>
+      <w:spacing w:before="200" w:after="100"/>
       <w:outlineLvl w:val="0"/>
     </w:pPr>
     <w:rPr>
-      <w:rFonts w:asciiTheme="majorHAnsi" w:eastAsiaTheme="majorEastAsia" w:hAnsiTheme="majorHAnsi" w:cstheme="majorBidi" w:ascii="Times New Roman" w:hAnsi="Times New Roman"/>
+      <w:rFonts w:asciiTheme="majorHAnsi" w:eastAsiaTheme="majorEastAsia" w:hAnsiTheme="majorHAnsi" w:cstheme="majorBidi" w:ascii="Arial" w:hAnsi="Arial"/>
       <w:b/>
       <w:bCs/>
-      <w:sz w:val="28"/>
+      <w:color w:val="365F91" w:themeColor="accent1" w:themeShade="BF"/>
+      <w:sz w:val="30"/>
       <w:szCs w:val="28"/>
     </w:rPr>
   </w:style>
@@ -550,13 +1168,14 @@
     <w:pPr>
       <w:keepNext/>
       <w:keepLines/>
-      <w:spacing w:before="200" w:after="0"/>
+      <w:spacing w:before="200" w:after="100"/>
       <w:outlineLvl w:val="1"/>
     </w:pPr>
     <w:rPr>
-      <w:rFonts w:asciiTheme="majorHAnsi" w:eastAsiaTheme="majorEastAsia" w:hAnsiTheme="majorHAnsi" w:cstheme="majorBidi" w:ascii="Times New Roman" w:hAnsi="Times New Roman"/>
+      <w:rFonts w:asciiTheme="majorHAnsi" w:eastAsiaTheme="majorEastAsia" w:hAnsiTheme="majorHAnsi" w:cstheme="majorBidi" w:ascii="Arial" w:hAnsi="Arial"/>
       <w:b/>
       <w:bCs/>
+      <w:color w:val="4F81BD" w:themeColor="accent1"/>
       <w:sz w:val="24"/>
       <w:szCs w:val="26"/>
     </w:rPr>
@@ -577,10 +1196,10 @@
       <w:outlineLvl w:val="2"/>
     </w:pPr>
     <w:rPr>
-      <w:rFonts w:asciiTheme="majorHAnsi" w:eastAsiaTheme="majorEastAsia" w:hAnsiTheme="majorHAnsi" w:cstheme="majorBidi" w:ascii="Times New Roman" w:hAnsi="Times New Roman"/>
+      <w:rFonts w:asciiTheme="majorHAnsi" w:eastAsiaTheme="majorEastAsia" w:hAnsiTheme="majorHAnsi" w:cstheme="majorBidi"/>
       <w:b/>
       <w:bCs/>
-      <w:sz w:val="22"/>
+      <w:color w:val="4F81BD" w:themeColor="accent1"/>
     </w:rPr>
   </w:style>
   <w:style w:type="paragraph" w:styleId="Heading4">

--- a/testakten/statusfeststellung-familienangehoerige-baeckerei-luenen/09_klage_und_beitragsrisiko.docx
+++ b/testakten/statusfeststellung-familienangehoerige-baeckerei-luenen/09_klage_und_beitragsrisiko.docx
@@ -2,80 +2,103 @@
 <file path=word/document.xml><?xml version="1.0" encoding="utf-8"?>
 <w:document xmlns:wpc="http://schemas.microsoft.com/office/word/2010/wordprocessingCanvas" xmlns:mo="http://schemas.microsoft.com/office/mac/office/2008/main" xmlns:mc="http://schemas.openxmlformats.org/markup-compatibility/2006" xmlns:mv="urn:schemas-microsoft-com:mac:vml" xmlns:o="urn:schemas-microsoft-com:office:office" xmlns:r="http://schemas.openxmlformats.org/officeDocument/2006/relationships" xmlns:m="http://schemas.openxmlformats.org/officeDocument/2006/math" xmlns:v="urn:schemas-microsoft-com:vml" xmlns:wp14="http://schemas.microsoft.com/office/word/2010/wordprocessingDrawing" xmlns:wp="http://schemas.openxmlformats.org/drawingml/2006/wordprocessingDrawing" xmlns:w10="urn:schemas-microsoft-com:office:word" xmlns:w="http://schemas.openxmlformats.org/wordprocessingml/2006/main" xmlns:w14="http://schemas.microsoft.com/office/word/2010/wordml" xmlns:wpg="http://schemas.microsoft.com/office/word/2010/wordprocessingGroup" xmlns:wpi="http://schemas.microsoft.com/office/word/2010/wordprocessingInk" xmlns:wne="http://schemas.microsoft.com/office/word/2006/wordml" xmlns:wps="http://schemas.microsoft.com/office/word/2010/wordprocessingShape" mc:Ignorable="w14 wp14">
   <w:body>
-    <w:p>
-      <w:pPr>
-        <w:jc w:val="left"/>
-      </w:pPr>
-      <w:r>
-        <w:rPr>
-          <w:rFonts w:ascii="Arial" w:hAnsi="Arial"/>
-          <w:b/>
-          <w:sz w:val="26"/>
-        </w:rPr>
-        <w:t>Rentenberatung Knüppel &amp; Partner</w:t>
-      </w:r>
-    </w:p>
-    <w:p>
-      <w:r>
-        <w:t>Brüderweg 11, 44135 Dortmund · Telefon 0231 44 08 72-0 · kanzlei@knueppel-rentenberatung.de</w:t>
-      </w:r>
-    </w:p>
-    <w:p>
-      <w:pPr>
-        <w:spacing w:after="240"/>
-      </w:pPr>
-      <w:r>
-        <w:rPr>
-          <w:i/>
-          <w:sz w:val="18"/>
-        </w:rPr>
-        <w:t>Unser Zeichen: BK-LU/2026-118 · Gerichtliche Vorbereitung · Stand: 06. Juli 2026</w:t>
-      </w:r>
-    </w:p>
-    <w:p>
-      <w:pPr>
-        <w:pStyle w:val="Heading1"/>
-        <w:spacing w:after="160"/>
-      </w:pPr>
-      <w:r>
-        <w:t>Klage- und Beitragsrisiko</w:t>
-      </w:r>
-    </w:p>
-    <w:p>
-      <w:r>
-        <w:t>Betreff: Bäckerei Nolden GmbH gegen Deutsche Rentenversicherung wegen Statusfeststellung und Beitragsnachforderung für mitarbeitende Familienangehörige.</w:t>
-      </w:r>
-    </w:p>
-    <w:p>
-      <w:r>
-        <w:t>Dieses Raster bereitet Widerspruch, Klage und Vergleichsgespräch vor. Es setzt voraus, dass die Behörde die Tätigkeit von Carina Nolden vollständig als abhängige Beschäftigung einordnet und die Markteinsätze von Jannes Nolden zumindest teilweise einbezieht.</w:t>
-      </w:r>
-    </w:p>
-    <w:p>
-      <w:pPr>
-        <w:pStyle w:val="Heading2"/>
-      </w:pPr>
-      <w:r>
-        <w:t>Beitragsrisiko</w:t>
-      </w:r>
-    </w:p>
     <w:tbl>
       <w:tblPr>
-        <w:tblStyle w:val="TableGrid"/>
         <w:tblW w:type="auto" w:w="0"/>
         <w:jc w:val="center"/>
+        <w:tblLayout w:type="fixed"/>
         <w:tblLook w:firstColumn="1" w:firstRow="1" w:lastColumn="0" w:lastRow="0" w:noHBand="0" w:noVBand="1" w:val="04A0"/>
       </w:tblPr>
       <w:tblGrid>
-        <w:gridCol w:w="3286"/>
-        <w:gridCol w:w="3286"/>
-        <w:gridCol w:w="3286"/>
+        <w:gridCol w:w="5556"/>
+        <w:gridCol w:w="3515"/>
       </w:tblGrid>
       <w:tr>
         <w:tc>
           <w:tcPr>
-            <w:tcW w:type="dxa" w:w="2381"/>
-            <w:shd w:fill="EAF2F3"/>
+            <w:tcW w:type="dxa" w:w="5556"/>
+            <w:vAlign w:val="center"/>
+            <w:tcMar>
+              <w:top w:w="70" w:type="dxa"/>
+              <w:left w:w="70" w:type="dxa"/>
+              <w:bottom w:w="70" w:type="dxa"/>
+              <w:right w:w="70" w:type="dxa"/>
+            </w:tcMar>
+          </w:tcPr>
+          <w:p>
+            <w:pPr>
+              <w:spacing w:after="0"/>
+            </w:pPr>
+            <w:r>
+              <w:rPr>
+                <w:rFonts w:ascii="Arial" w:hAnsi="Arial"/>
+                <w:b/>
+                <w:color w:val="24364B"/>
+                <w:sz w:val="30"/>
+              </w:rPr>
+              <w:t>KNÜPPEL &amp; PARTNER RENTENBERATUNG</w:t>
+            </w:r>
+          </w:p>
+        </w:tc>
+        <w:tc>
+          <w:tcPr>
+            <w:tcW w:type="dxa" w:w="3515"/>
+            <w:vAlign w:val="center"/>
+            <w:tcMar>
+              <w:top w:w="70" w:type="dxa"/>
+              <w:left w:w="70" w:type="dxa"/>
+              <w:bottom w:w="70" w:type="dxa"/>
+              <w:right w:w="70" w:type="dxa"/>
+            </w:tcMar>
+          </w:tcPr>
+          <w:p>
+            <w:pPr>
+              <w:spacing w:after="0"/>
+              <w:jc w:val="right"/>
+            </w:pPr>
+            <w:r>
+              <w:rPr>
+                <w:rFonts w:ascii="Arial" w:hAnsi="Arial"/>
+                <w:sz w:val="16"/>
+              </w:rPr>
+              <w:t>Brüderweg 11 · 44135 Dortmund</w:t>
+              <w:br/>
+              <w:t>Telefon 0231 440 87-20</w:t>
+              <w:br/>
+              <w:t>kanzlei@knueppel-rentenberatung.example.invalid</w:t>
+            </w:r>
+          </w:p>
+        </w:tc>
+      </w:tr>
+    </w:tbl>
+    <w:p>
+      <w:pPr>
+        <w:spacing w:after="40"/>
+      </w:pPr>
+    </w:p>
+    <w:tbl>
+      <w:tblPr>
+        <w:tblW w:type="auto" w:w="0"/>
+        <w:jc w:val="left"/>
+        <w:tblLayout w:type="fixed"/>
+        <w:tblLook w:firstColumn="1" w:firstRow="1" w:lastColumn="0" w:lastRow="0" w:noHBand="0" w:noVBand="1" w:val="04A0"/>
+      </w:tblPr>
+      <w:tblGrid>
+        <w:gridCol w:w="2041"/>
+        <w:gridCol w:w="6973"/>
+      </w:tblGrid>
+      <w:tr>
+        <w:tc>
+          <w:tcPr>
+            <w:tcW w:type="dxa" w:w="2041"/>
+            <w:shd w:fill="E9EEF2"/>
+            <w:tcMar>
+              <w:top w:w="90" w:type="dxa"/>
+              <w:left w:w="90" w:type="dxa"/>
+              <w:bottom w:w="90" w:type="dxa"/>
+              <w:right w:w="90" w:type="dxa"/>
+            </w:tcMar>
+            <w:vAlign w:val="center"/>
           </w:tcPr>
           <w:p>
             <w:r>
@@ -84,14 +107,44 @@
                 <w:b/>
                 <w:sz w:val="18"/>
               </w:rPr>
-              <w:t>Szenario</w:t>
+              <w:t>Mandantin</w:t>
             </w:r>
           </w:p>
         </w:tc>
         <w:tc>
           <w:tcPr>
-            <w:tcW w:type="dxa" w:w="3061"/>
-            <w:shd w:fill="EAF2F3"/>
+            <w:tcW w:type="dxa" w:w="6973"/>
+            <w:tcMar>
+              <w:top w:w="90" w:type="dxa"/>
+              <w:left w:w="90" w:type="dxa"/>
+              <w:bottom w:w="90" w:type="dxa"/>
+              <w:right w:w="90" w:type="dxa"/>
+            </w:tcMar>
+            <w:vAlign w:val="center"/>
+          </w:tcPr>
+          <w:p>
+            <w:r>
+              <w:rPr>
+                <w:rFonts w:ascii="Arial" w:hAnsi="Arial"/>
+                <w:sz w:val="18"/>
+              </w:rPr>
+              <w:t>Bäckerei Kleinschmidt OHG, Lange Straße 41, 44532 Lünen</w:t>
+            </w:r>
+          </w:p>
+        </w:tc>
+      </w:tr>
+      <w:tr>
+        <w:tc>
+          <w:tcPr>
+            <w:tcW w:type="dxa" w:w="2041"/>
+            <w:shd w:fill="E9EEF2"/>
+            <w:tcMar>
+              <w:top w:w="90" w:type="dxa"/>
+              <w:left w:w="90" w:type="dxa"/>
+              <w:bottom w:w="90" w:type="dxa"/>
+              <w:right w:w="90" w:type="dxa"/>
+            </w:tcMar>
+            <w:vAlign w:val="center"/>
           </w:tcPr>
           <w:p>
             <w:r>
@@ -100,14 +153,44 @@
                 <w:b/>
                 <w:sz w:val="18"/>
               </w:rPr>
-              <w:t>Auswirkung</w:t>
+              <w:t>Betroffene</w:t>
             </w:r>
           </w:p>
         </w:tc>
         <w:tc>
           <w:tcPr>
-            <w:tcW w:type="dxa" w:w="3061"/>
-            <w:shd w:fill="EAF2F3"/>
+            <w:tcW w:type="dxa" w:w="6973"/>
+            <w:tcMar>
+              <w:top w:w="90" w:type="dxa"/>
+              <w:left w:w="90" w:type="dxa"/>
+              <w:bottom w:w="90" w:type="dxa"/>
+              <w:right w:w="90" w:type="dxa"/>
+            </w:tcMar>
+            <w:vAlign w:val="center"/>
+          </w:tcPr>
+          <w:p>
+            <w:r>
+              <w:rPr>
+                <w:rFonts w:ascii="Arial" w:hAnsi="Arial"/>
+                <w:sz w:val="18"/>
+              </w:rPr>
+              <w:t>Nora Kleinschmidt, Kleinschmidt Büroservice</w:t>
+            </w:r>
+          </w:p>
+        </w:tc>
+      </w:tr>
+      <w:tr>
+        <w:tc>
+          <w:tcPr>
+            <w:tcW w:type="dxa" w:w="2041"/>
+            <w:shd w:fill="E9EEF2"/>
+            <w:tcMar>
+              <w:top w:w="90" w:type="dxa"/>
+              <w:left w:w="90" w:type="dxa"/>
+              <w:bottom w:w="90" w:type="dxa"/>
+              <w:right w:w="90" w:type="dxa"/>
+            </w:tcMar>
+            <w:vAlign w:val="center"/>
           </w:tcPr>
           <w:p>
             <w:r>
@@ -116,7 +199,28 @@
                 <w:b/>
                 <w:sz w:val="18"/>
               </w:rPr>
-              <w:t>Aktenstand</w:t>
+              <w:t>Verfahren</w:t>
+            </w:r>
+          </w:p>
+        </w:tc>
+        <w:tc>
+          <w:tcPr>
+            <w:tcW w:type="dxa" w:w="6973"/>
+            <w:tcMar>
+              <w:top w:w="90" w:type="dxa"/>
+              <w:left w:w="90" w:type="dxa"/>
+              <w:bottom w:w="90" w:type="dxa"/>
+              <w:right w:w="90" w:type="dxa"/>
+            </w:tcMar>
+            <w:vAlign w:val="center"/>
+          </w:tcPr>
+          <w:p>
+            <w:r>
+              <w:rPr>
+                <w:rFonts w:ascii="Arial" w:hAnsi="Arial"/>
+                <w:sz w:val="18"/>
+              </w:rPr>
+              <w:t>DRV Bund, Statusfeststellung; Stellungnahmefrist 22. Juli 2026</w:t>
             </w:r>
           </w:p>
         </w:tc>
@@ -124,176 +228,15 @@
       <w:tr>
         <w:tc>
           <w:tcPr>
-            <w:tcW w:type="dxa" w:w="2381"/>
-            <w:vAlign w:val="top"/>
-          </w:tcPr>
-          <w:p>
-            <w:r>
-              <w:rPr>
-                <w:rFonts w:ascii="Arial" w:hAnsi="Arial"/>
-                <w:sz w:val="18"/>
-              </w:rPr>
-              <w:t>Volle Beschäftigung ab 01. Januar 2022</w:t>
-            </w:r>
-          </w:p>
-        </w:tc>
-        <w:tc>
-          <w:tcPr>
-            <w:tcW w:type="dxa" w:w="3061"/>
-            <w:vAlign w:val="top"/>
-          </w:tcPr>
-          <w:p>
-            <w:r>
-              <w:rPr>
-                <w:rFonts w:ascii="Arial" w:hAnsi="Arial"/>
-                <w:sz w:val="18"/>
-              </w:rPr>
-              <w:t>Gesamtsozialversicherungsbeiträge aus der Monatspauschale, Säumniszuschläge und Folgefragen zur bisherigen Rechnungsstellung.</w:t>
-            </w:r>
-          </w:p>
-        </w:tc>
-        <w:tc>
-          <w:tcPr>
-            <w:tcW w:type="dxa" w:w="3061"/>
-            <w:vAlign w:val="top"/>
-          </w:tcPr>
-          <w:p>
-            <w:r>
-              <w:rPr>
-                <w:rFonts w:ascii="Arial" w:hAnsi="Arial"/>
-                <w:sz w:val="18"/>
-              </w:rPr>
-              <w:t>Hoher Druck, weil die Filialleitung ab 2024 dicht dokumentiert ist; für 2022 und 2023 fehlen noch Dienstpläne.</w:t>
-            </w:r>
-          </w:p>
-        </w:tc>
-      </w:tr>
-      <w:tr>
-        <w:tc>
-          <w:tcPr>
-            <w:tcW w:type="dxa" w:w="2381"/>
-            <w:vAlign w:val="top"/>
-          </w:tcPr>
-          <w:p>
-            <w:r>
-              <w:rPr>
-                <w:rFonts w:ascii="Arial" w:hAnsi="Arial"/>
-                <w:sz w:val="18"/>
-              </w:rPr>
-              <w:t>Beschäftigung nur operative Filialleitung ab 01. April 2024</w:t>
-            </w:r>
-          </w:p>
-        </w:tc>
-        <w:tc>
-          <w:tcPr>
-            <w:tcW w:type="dxa" w:w="3061"/>
-            <w:vAlign w:val="top"/>
-          </w:tcPr>
-          <w:p>
-            <w:r>
-              <w:rPr>
-                <w:rFonts w:ascii="Arial" w:hAnsi="Arial"/>
-                <w:sz w:val="18"/>
-              </w:rPr>
-              <w:t>Beitragsvolumen sinkt deutlich; Streit verlagert sich auf Abgrenzung Büroservice, Social Media und Filialschichten.</w:t>
-            </w:r>
-          </w:p>
-        </w:tc>
-        <w:tc>
-          <w:tcPr>
-            <w:tcW w:type="dxa" w:w="3061"/>
-            <w:vAlign w:val="top"/>
-          </w:tcPr>
-          <w:p>
-            <w:r>
-              <w:rPr>
-                <w:rFonts w:ascii="Arial" w:hAnsi="Arial"/>
-                <w:sz w:val="18"/>
-              </w:rPr>
-              <w:t>Realistische Vergleichslinie, wenn die Kassen- und Chatunterlagen sauber geordnet werden.</w:t>
-            </w:r>
-          </w:p>
-        </w:tc>
-      </w:tr>
-      <w:tr>
-        <w:tc>
-          <w:tcPr>
-            <w:tcW w:type="dxa" w:w="2381"/>
-            <w:vAlign w:val="top"/>
-          </w:tcPr>
-          <w:p>
-            <w:r>
-              <w:rPr>
-                <w:rFonts w:ascii="Arial" w:hAnsi="Arial"/>
-                <w:sz w:val="18"/>
-              </w:rPr>
-              <w:t>Keine Beschäftigung Jannes Nolden</w:t>
-            </w:r>
-          </w:p>
-        </w:tc>
-        <w:tc>
-          <w:tcPr>
-            <w:tcW w:type="dxa" w:w="3061"/>
-            <w:vAlign w:val="top"/>
-          </w:tcPr>
-          <w:p>
-            <w:r>
-              <w:rPr>
-                <w:rFonts w:ascii="Arial" w:hAnsi="Arial"/>
-                <w:sz w:val="18"/>
-              </w:rPr>
-              <w:t>Marktstandumsätze bleiben außerhalb der Nachforderung; Behörde könnte aber arbeitnehmerähnliche Eingliederung prüfen.</w:t>
-            </w:r>
-          </w:p>
-        </w:tc>
-        <w:tc>
-          <w:tcPr>
-            <w:tcW w:type="dxa" w:w="3061"/>
-            <w:vAlign w:val="top"/>
-          </w:tcPr>
-          <w:p>
-            <w:r>
-              <w:rPr>
-                <w:rFonts w:ascii="Arial" w:hAnsi="Arial"/>
-                <w:sz w:val="18"/>
-              </w:rPr>
-              <w:t>Belegbar, wenn eigenes Zubehör, freie Absagepraxis und wechselnde Einsatzorte nachgereicht werden.</w:t>
-            </w:r>
-          </w:p>
-        </w:tc>
-      </w:tr>
-    </w:tbl>
-    <w:p/>
-    <w:p>
-      <w:pPr>
-        <w:pStyle w:val="Heading2"/>
-      </w:pPr>
-      <w:r>
-        <w:t>Sozialgerichtliche Angriffspunkte</w:t>
-      </w:r>
-    </w:p>
-    <w:p>
-      <w:r>
-        <w:t>Die Klage muss drei Tätigkeitsbilder getrennt darstellen: Filialleitung Münsterstraße, Büro- und Social-Media-Leistungen sowie Wochenendmarktstände. Ein pauschaler Familienstatus trägt nicht. Entscheidend sind Weisungsrecht, Eingliederung, Unternehmerrisiko, Außenauftritt und die gelebte Vertragsdurchführung.</w:t>
-      </w:r>
-    </w:p>
-    <w:tbl>
-      <w:tblPr>
-        <w:tblStyle w:val="TableGrid"/>
-        <w:tblW w:type="auto" w:w="0"/>
-        <w:jc w:val="center"/>
-        <w:tblLook w:firstColumn="1" w:firstRow="1" w:lastColumn="0" w:lastRow="0" w:noHBand="0" w:noVBand="1" w:val="04A0"/>
-      </w:tblPr>
-      <w:tblGrid>
-        <w:gridCol w:w="3286"/>
-        <w:gridCol w:w="3286"/>
-        <w:gridCol w:w="3286"/>
-      </w:tblGrid>
-      <w:tr>
-        <w:tc>
-          <w:tcPr>
-            <w:tcW w:type="dxa" w:w="2381"/>
-            <w:shd w:fill="EAF2F3"/>
+            <w:tcW w:type="dxa" w:w="2041"/>
+            <w:shd w:fill="E9EEF2"/>
+            <w:tcMar>
+              <w:top w:w="90" w:type="dxa"/>
+              <w:left w:w="90" w:type="dxa"/>
+              <w:bottom w:w="90" w:type="dxa"/>
+              <w:right w:w="90" w:type="dxa"/>
+            </w:tcMar>
+            <w:vAlign w:val="center"/>
           </w:tcPr>
           <w:p>
             <w:r>
@@ -302,14 +245,44 @@
                 <w:b/>
                 <w:sz w:val="18"/>
               </w:rPr>
-              <w:t>Angriffspunkt</w:t>
+              <w:t>Unser Zeichen</w:t>
             </w:r>
           </w:p>
         </w:tc>
         <w:tc>
           <w:tcPr>
-            <w:tcW w:type="dxa" w:w="3061"/>
-            <w:shd w:fill="EAF2F3"/>
+            <w:tcW w:type="dxa" w:w="6973"/>
+            <w:tcMar>
+              <w:top w:w="90" w:type="dxa"/>
+              <w:left w:w="90" w:type="dxa"/>
+              <w:bottom w:w="90" w:type="dxa"/>
+              <w:right w:w="90" w:type="dxa"/>
+            </w:tcMar>
+            <w:vAlign w:val="center"/>
+          </w:tcPr>
+          <w:p>
+            <w:r>
+              <w:rPr>
+                <w:rFonts w:ascii="Arial" w:hAnsi="Arial"/>
+                <w:sz w:val="18"/>
+              </w:rPr>
+              <w:t>BK-LU/2026-118</w:t>
+            </w:r>
+          </w:p>
+        </w:tc>
+      </w:tr>
+      <w:tr>
+        <w:tc>
+          <w:tcPr>
+            <w:tcW w:type="dxa" w:w="2041"/>
+            <w:shd w:fill="E9EEF2"/>
+            <w:tcMar>
+              <w:top w:w="90" w:type="dxa"/>
+              <w:left w:w="90" w:type="dxa"/>
+              <w:bottom w:w="90" w:type="dxa"/>
+              <w:right w:w="90" w:type="dxa"/>
+            </w:tcMar>
+            <w:vAlign w:val="center"/>
           </w:tcPr>
           <w:p>
             <w:r>
@@ -318,14 +291,44 @@
                 <w:b/>
                 <w:sz w:val="18"/>
               </w:rPr>
-              <w:t>Vortrag</w:t>
+              <w:t>Stand</w:t>
             </w:r>
           </w:p>
         </w:tc>
         <w:tc>
           <w:tcPr>
-            <w:tcW w:type="dxa" w:w="3061"/>
-            <w:shd w:fill="EAF2F3"/>
+            <w:tcW w:type="dxa" w:w="6973"/>
+            <w:tcMar>
+              <w:top w:w="90" w:type="dxa"/>
+              <w:left w:w="90" w:type="dxa"/>
+              <w:bottom w:w="90" w:type="dxa"/>
+              <w:right w:w="90" w:type="dxa"/>
+            </w:tcMar>
+            <w:vAlign w:val="center"/>
+          </w:tcPr>
+          <w:p>
+            <w:r>
+              <w:rPr>
+                <w:rFonts w:ascii="Arial" w:hAnsi="Arial"/>
+                <w:sz w:val="18"/>
+              </w:rPr>
+              <w:t>6. Juli 2026</w:t>
+            </w:r>
+          </w:p>
+        </w:tc>
+      </w:tr>
+      <w:tr>
+        <w:tc>
+          <w:tcPr>
+            <w:tcW w:type="dxa" w:w="2041"/>
+            <w:shd w:fill="E9EEF2"/>
+            <w:tcMar>
+              <w:top w:w="90" w:type="dxa"/>
+              <w:left w:w="90" w:type="dxa"/>
+              <w:bottom w:w="90" w:type="dxa"/>
+              <w:right w:w="90" w:type="dxa"/>
+            </w:tcMar>
+            <w:vAlign w:val="center"/>
           </w:tcPr>
           <w:p>
             <w:r>
@@ -334,7 +337,143 @@
                 <w:b/>
                 <w:sz w:val="18"/>
               </w:rPr>
-              <w:t>Beweis</w:t>
+              <w:t>Dokument</w:t>
+            </w:r>
+          </w:p>
+        </w:tc>
+        <w:tc>
+          <w:tcPr>
+            <w:tcW w:type="dxa" w:w="6973"/>
+            <w:tcMar>
+              <w:top w:w="90" w:type="dxa"/>
+              <w:left w:w="90" w:type="dxa"/>
+              <w:bottom w:w="90" w:type="dxa"/>
+              <w:right w:w="90" w:type="dxa"/>
+            </w:tcMar>
+            <w:vAlign w:val="center"/>
+          </w:tcPr>
+          <w:p>
+            <w:r>
+              <w:rPr>
+                <w:rFonts w:ascii="Arial" w:hAnsi="Arial"/>
+                <w:sz w:val="18"/>
+              </w:rPr>
+              <w:t>Verfahrens- und Rechenvermerk</w:t>
+            </w:r>
+          </w:p>
+        </w:tc>
+      </w:tr>
+    </w:tbl>
+    <w:p>
+      <w:pPr>
+        <w:spacing w:after="20"/>
+      </w:pPr>
+    </w:p>
+    <w:p>
+      <w:pPr>
+        <w:pStyle w:val="Title"/>
+      </w:pPr>
+      <w:r>
+        <w:t>Klageweg und Beitragsrisiko</w:t>
+      </w:r>
+    </w:p>
+    <w:p>
+      <w:pPr>
+        <w:pStyle w:val="Heading1"/>
+      </w:pPr>
+      <w:r>
+        <w:t>1. Verfahrensstand</w:t>
+      </w:r>
+    </w:p>
+    <w:p>
+      <w:r>
+        <w:t>Die Clearingstelle hat mit Anhörung vom 25. Juni 2026 ergänzende Angaben zur Tätigkeit von Nora Kleinschmidt angefordert. Eine Statusentscheidung liegt noch nicht vor. Die Bäckerei und Frau Kleinschmidt müssen ihre Angaben jeweils aus eigener Kenntnis prüfen; widersprüchliche Darstellungen sind vor Einreichung kenntlich zu machen und anhand der Ursprungsunterlagen aufzulösen.</w:t>
+      </w:r>
+    </w:p>
+    <w:p>
+      <w:r>
+        <w:t>Nach einem Bescheid wären Zugang, Adressat, festgestellter Zeitraum und Rechtsbehelfsbelehrung sofort getrennt zu erfassen. Ein Widerspruch ersetzt weder eine fehlende Tatsachendarstellung noch die Prüfung, ob parallel eine Einzugsstelle oder Betriebsprüfung Beitragsforderungen erhebt.</w:t>
+      </w:r>
+    </w:p>
+    <w:tbl>
+      <w:tblPr>
+        <w:tblW w:type="auto" w:w="0"/>
+        <w:jc w:val="center"/>
+        <w:tblLayout w:type="fixed"/>
+        <w:tblLook w:firstColumn="1" w:firstRow="1" w:lastColumn="0" w:lastRow="0" w:noHBand="0" w:noVBand="1" w:val="04A0"/>
+      </w:tblPr>
+      <w:tblGrid>
+        <w:gridCol w:w="3175"/>
+        <w:gridCol w:w="3175"/>
+        <w:gridCol w:w="3175"/>
+      </w:tblGrid>
+      <w:tr>
+        <w:tc>
+          <w:tcPr>
+            <w:tcW w:type="dxa" w:w="1814"/>
+            <w:shd w:fill="385A64"/>
+            <w:tcMar>
+              <w:top w:w="90" w:type="dxa"/>
+              <w:left w:w="90" w:type="dxa"/>
+              <w:bottom w:w="90" w:type="dxa"/>
+              <w:right w:w="90" w:type="dxa"/>
+            </w:tcMar>
+          </w:tcPr>
+          <w:p>
+            <w:r>
+              <w:rPr>
+                <w:rFonts w:ascii="Arial" w:hAnsi="Arial"/>
+                <w:b/>
+                <w:color w:val="FFFFFF"/>
+                <w:sz w:val="17"/>
+              </w:rPr>
+              <w:t>Rechenfeld</w:t>
+            </w:r>
+          </w:p>
+        </w:tc>
+        <w:tc>
+          <w:tcPr>
+            <w:tcW w:type="dxa" w:w="2835"/>
+            <w:shd w:fill="385A64"/>
+            <w:tcMar>
+              <w:top w:w="90" w:type="dxa"/>
+              <w:left w:w="90" w:type="dxa"/>
+              <w:bottom w:w="90" w:type="dxa"/>
+              <w:right w:w="90" w:type="dxa"/>
+            </w:tcMar>
+          </w:tcPr>
+          <w:p>
+            <w:r>
+              <w:rPr>
+                <w:rFonts w:ascii="Arial" w:hAnsi="Arial"/>
+                <w:b/>
+                <w:color w:val="FFFFFF"/>
+                <w:sz w:val="17"/>
+              </w:rPr>
+              <w:t>Arbeitswert</w:t>
+            </w:r>
+          </w:p>
+        </w:tc>
+        <w:tc>
+          <w:tcPr>
+            <w:tcW w:type="dxa" w:w="4422"/>
+            <w:shd w:fill="385A64"/>
+            <w:tcMar>
+              <w:top w:w="90" w:type="dxa"/>
+              <w:left w:w="90" w:type="dxa"/>
+              <w:bottom w:w="90" w:type="dxa"/>
+              <w:right w:w="90" w:type="dxa"/>
+            </w:tcMar>
+          </w:tcPr>
+          <w:p>
+            <w:r>
+              <w:rPr>
+                <w:rFonts w:ascii="Arial" w:hAnsi="Arial"/>
+                <w:b/>
+                <w:color w:val="FFFFFF"/>
+                <w:sz w:val="17"/>
+              </w:rPr>
+              <w:t>Noch zu klären</w:t>
             </w:r>
           </w:p>
         </w:tc>
@@ -342,46 +481,67 @@
       <w:tr>
         <w:tc>
           <w:tcPr>
-            <w:tcW w:type="dxa" w:w="2381"/>
-            <w:vAlign w:val="top"/>
+            <w:tcW w:type="dxa" w:w="1814"/>
+            <w:shd w:fill="F4F6F7"/>
+            <w:tcMar>
+              <w:top w:w="90" w:type="dxa"/>
+              <w:left w:w="90" w:type="dxa"/>
+              <w:bottom w:w="90" w:type="dxa"/>
+              <w:right w:w="90" w:type="dxa"/>
+            </w:tcMar>
+            <w:vAlign w:val="center"/>
           </w:tcPr>
           <w:p>
             <w:r>
               <w:rPr>
                 <w:rFonts w:ascii="Arial" w:hAnsi="Arial"/>
-                <w:sz w:val="18"/>
+                <w:sz w:val="16"/>
               </w:rPr>
-              <w:t>Unzureichende Tatsachenermittlung</w:t>
+              <w:t>Vergütungszeitraum</w:t>
             </w:r>
           </w:p>
         </w:tc>
         <w:tc>
           <w:tcPr>
-            <w:tcW w:type="dxa" w:w="3061"/>
-            <w:vAlign w:val="top"/>
+            <w:tcW w:type="dxa" w:w="2835"/>
+            <w:shd w:fill="F4F6F7"/>
+            <w:tcMar>
+              <w:top w:w="90" w:type="dxa"/>
+              <w:left w:w="90" w:type="dxa"/>
+              <w:bottom w:w="90" w:type="dxa"/>
+              <w:right w:w="90" w:type="dxa"/>
+            </w:tcMar>
+            <w:vAlign w:val="center"/>
           </w:tcPr>
           <w:p>
             <w:r>
               <w:rPr>
                 <w:rFonts w:ascii="Arial" w:hAnsi="Arial"/>
-                <w:sz w:val="18"/>
+                <w:sz w:val="16"/>
               </w:rPr>
-              <w:t>Die Behörde hat Fremdkunden, eigene Betriebsmittel und wechselnde Markteinsätze nicht getrennt ausgewertet.</w:t>
+              <w:t>Januar 2022 bis Juni 2026</w:t>
             </w:r>
           </w:p>
         </w:tc>
         <w:tc>
           <w:tcPr>
-            <w:tcW w:type="dxa" w:w="3061"/>
-            <w:vAlign w:val="top"/>
+            <w:tcW w:type="dxa" w:w="4422"/>
+            <w:shd w:fill="F4F6F7"/>
+            <w:tcMar>
+              <w:top w:w="90" w:type="dxa"/>
+              <w:left w:w="90" w:type="dxa"/>
+              <w:bottom w:w="90" w:type="dxa"/>
+              <w:right w:w="90" w:type="dxa"/>
+            </w:tcMar>
+            <w:vAlign w:val="center"/>
           </w:tcPr>
           <w:p>
             <w:r>
               <w:rPr>
                 <w:rFonts w:ascii="Arial" w:hAnsi="Arial"/>
-                <w:sz w:val="18"/>
+                <w:sz w:val="16"/>
               </w:rPr>
-              <w:t>Rechnungen, Marktstandfotos, Zubehörliste, Kalenderauszüge</w:t>
+              <w:t>Monate mit Unterbrechung, Urlaub oder Fremdvertretung</w:t>
             </w:r>
           </w:p>
         </w:tc>
@@ -389,46 +549,64 @@
       <w:tr>
         <w:tc>
           <w:tcPr>
-            <w:tcW w:type="dxa" w:w="2381"/>
-            <w:vAlign w:val="top"/>
+            <w:tcW w:type="dxa" w:w="1814"/>
+            <w:tcMar>
+              <w:top w:w="90" w:type="dxa"/>
+              <w:left w:w="90" w:type="dxa"/>
+              <w:bottom w:w="90" w:type="dxa"/>
+              <w:right w:w="90" w:type="dxa"/>
+            </w:tcMar>
+            <w:vAlign w:val="center"/>
           </w:tcPr>
           <w:p>
             <w:r>
               <w:rPr>
                 <w:rFonts w:ascii="Arial" w:hAnsi="Arial"/>
-                <w:sz w:val="18"/>
+                <w:sz w:val="16"/>
               </w:rPr>
-              <w:t>Falsche zeitliche Verdichtung</w:t>
+              <w:t>Pauschale</w:t>
             </w:r>
           </w:p>
         </w:tc>
         <w:tc>
           <w:tcPr>
-            <w:tcW w:type="dxa" w:w="3061"/>
-            <w:vAlign w:val="top"/>
+            <w:tcW w:type="dxa" w:w="2835"/>
+            <w:tcMar>
+              <w:top w:w="90" w:type="dxa"/>
+              <w:left w:w="90" w:type="dxa"/>
+              <w:bottom w:w="90" w:type="dxa"/>
+              <w:right w:w="90" w:type="dxa"/>
+            </w:tcMar>
+            <w:vAlign w:val="center"/>
           </w:tcPr>
           <w:p>
             <w:r>
               <w:rPr>
                 <w:rFonts w:ascii="Arial" w:hAnsi="Arial"/>
-                <w:sz w:val="18"/>
+                <w:sz w:val="16"/>
               </w:rPr>
-              <w:t>Die belastenden Indizien entstehen erst mit der Erkrankung der Mutter und der festen Filialverantwortung ab 2024.</w:t>
+              <w:t>3200 Euro monatlich zuzüglich Umsatzsteuer</w:t>
             </w:r>
           </w:p>
         </w:tc>
         <w:tc>
           <w:tcPr>
-            <w:tcW w:type="dxa" w:w="3061"/>
-            <w:vAlign w:val="top"/>
+            <w:tcW w:type="dxa" w:w="4422"/>
+            <w:tcMar>
+              <w:top w:w="90" w:type="dxa"/>
+              <w:left w:w="90" w:type="dxa"/>
+              <w:bottom w:w="90" w:type="dxa"/>
+              <w:right w:w="90" w:type="dxa"/>
+            </w:tcMar>
+            <w:vAlign w:val="center"/>
           </w:tcPr>
           <w:p>
             <w:r>
               <w:rPr>
                 <w:rFonts w:ascii="Arial" w:hAnsi="Arial"/>
-                <w:sz w:val="18"/>
+                <w:sz w:val="16"/>
               </w:rPr>
-              <w:t>Ärztliche Bescheinigung, Dienstpläne, Mandantennotiz</w:t>
+              <w:t>Zusatzrechnungen und Rückzahlungen</w:t>
             </w:r>
           </w:p>
         </w:tc>
@@ -436,131 +614,67 @@
       <w:tr>
         <w:tc>
           <w:tcPr>
-            <w:tcW w:type="dxa" w:w="2381"/>
-            <w:vAlign w:val="top"/>
+            <w:tcW w:type="dxa" w:w="1814"/>
+            <w:shd w:fill="F4F6F7"/>
+            <w:tcMar>
+              <w:top w:w="90" w:type="dxa"/>
+              <w:left w:w="90" w:type="dxa"/>
+              <w:bottom w:w="90" w:type="dxa"/>
+              <w:right w:w="90" w:type="dxa"/>
+            </w:tcMar>
+            <w:vAlign w:val="center"/>
           </w:tcPr>
           <w:p>
             <w:r>
               <w:rPr>
                 <w:rFonts w:ascii="Arial" w:hAnsi="Arial"/>
-                <w:sz w:val="18"/>
+                <w:sz w:val="16"/>
               </w:rPr>
-              <w:t>Fehlende Differenzierung der Personen</w:t>
+              <w:t>Bereitsige Absicherung</w:t>
             </w:r>
           </w:p>
         </w:tc>
         <w:tc>
           <w:tcPr>
-            <w:tcW w:type="dxa" w:w="3061"/>
-            <w:vAlign w:val="top"/>
+            <w:tcW w:type="dxa" w:w="2835"/>
+            <w:shd w:fill="F4F6F7"/>
+            <w:tcMar>
+              <w:top w:w="90" w:type="dxa"/>
+              <w:left w:w="90" w:type="dxa"/>
+              <w:bottom w:w="90" w:type="dxa"/>
+              <w:right w:w="90" w:type="dxa"/>
+            </w:tcMar>
+            <w:vAlign w:val="center"/>
           </w:tcPr>
           <w:p>
             <w:r>
               <w:rPr>
                 <w:rFonts w:ascii="Arial" w:hAnsi="Arial"/>
-                <w:sz w:val="18"/>
+                <w:sz w:val="16"/>
               </w:rPr>
-              <w:t>Carina und Jannes dürfen nicht schematisch gleich behandelt werden.</w:t>
+              <w:t>private Krankenversicherung; freiwillige Vorsorge angegeben</w:t>
             </w:r>
           </w:p>
         </w:tc>
         <w:tc>
           <w:tcPr>
-            <w:tcW w:type="dxa" w:w="3061"/>
-            <w:vAlign w:val="top"/>
+            <w:tcW w:type="dxa" w:w="4422"/>
+            <w:shd w:fill="F4F6F7"/>
+            <w:tcMar>
+              <w:top w:w="90" w:type="dxa"/>
+              <w:left w:w="90" w:type="dxa"/>
+              <w:bottom w:w="90" w:type="dxa"/>
+              <w:right w:w="90" w:type="dxa"/>
+            </w:tcMar>
+            <w:vAlign w:val="center"/>
           </w:tcPr>
           <w:p>
             <w:r>
               <w:rPr>
                 <w:rFonts w:ascii="Arial" w:hAnsi="Arial"/>
-                <w:sz w:val="18"/>
+                <w:sz w:val="16"/>
               </w:rPr>
-              <w:t>Indizienmatrix, getrennte Zahlungsflüsse, Einsatzübersichten</w:t>
-            </w:r>
-          </w:p>
-        </w:tc>
-      </w:tr>
-    </w:tbl>
-    <w:p/>
-    <w:p>
-      <w:pPr>
-        <w:pStyle w:val="Heading2"/>
-      </w:pPr>
-      <w:r>
-        <w:t>Antrags- und Vergleichslinie</w:t>
-      </w:r>
-    </w:p>
-    <w:p>
-      <w:r>
-        <w:t>Hauptantrag ist die Aufhebung des Beitragsbescheids, soweit er die Tätigkeit von Jannes Nolden und die Marktstandtage betrifft. Für Carina Nolden ist hilfsweise eine zeitliche Begrenzung und konkrete Neuberechnung der Beiträge vorzubereiten. Sinnvoll ist eine Verständigung über Zeitraum, Berechnungsgrundlage, Ratenzahlung und Säumniszuschläge, nicht über den bloßen Familienstatus.</w:t>
-      </w:r>
-    </w:p>
-    <w:p>
-      <w:pPr>
-        <w:pStyle w:val="Heading2"/>
-      </w:pPr>
-      <w:r>
-        <w:t>Offene Fristen und Unterlagen</w:t>
-      </w:r>
-    </w:p>
-    <w:tbl>
-      <w:tblPr>
-        <w:tblStyle w:val="TableGrid"/>
-        <w:tblW w:type="auto" w:w="0"/>
-        <w:jc w:val="center"/>
-        <w:tblLook w:firstColumn="1" w:firstRow="1" w:lastColumn="0" w:lastRow="0" w:noHBand="0" w:noVBand="1" w:val="04A0"/>
-      </w:tblPr>
-      <w:tblGrid>
-        <w:gridCol w:w="3286"/>
-        <w:gridCol w:w="3286"/>
-        <w:gridCol w:w="3286"/>
-      </w:tblGrid>
-      <w:tr>
-        <w:tc>
-          <w:tcPr>
-            <w:tcW w:type="dxa" w:w="2835"/>
-            <w:shd w:fill="EAF2F3"/>
-          </w:tcPr>
-          <w:p>
-            <w:r>
-              <w:rPr>
-                <w:rFonts w:ascii="Arial" w:hAnsi="Arial"/>
-                <w:b/>
-                <w:sz w:val="18"/>
-              </w:rPr>
-              <w:t>Punkt</w:t>
-            </w:r>
-          </w:p>
-        </w:tc>
-        <w:tc>
-          <w:tcPr>
-            <w:tcW w:type="dxa" w:w="1701"/>
-            <w:shd w:fill="EAF2F3"/>
-          </w:tcPr>
-          <w:p>
-            <w:r>
-              <w:rPr>
-                <w:rFonts w:ascii="Arial" w:hAnsi="Arial"/>
-                <w:b/>
-                <w:sz w:val="18"/>
-              </w:rPr>
-              <w:t>Frist</w:t>
-            </w:r>
-          </w:p>
-        </w:tc>
-        <w:tc>
-          <w:tcPr>
-            <w:tcW w:type="dxa" w:w="3685"/>
-            <w:shd w:fill="EAF2F3"/>
-          </w:tcPr>
-          <w:p>
-            <w:r>
-              <w:rPr>
-                <w:rFonts w:ascii="Arial" w:hAnsi="Arial"/>
-                <w:b/>
-                <w:sz w:val="18"/>
-              </w:rPr>
-              <w:t>Bearbeitung</w:t>
+              <w:t>Verträge, Beiträge und mögliche Erstattungen</w:t>
             </w:r>
           </w:p>
         </w:tc>
@@ -568,46 +682,64 @@
       <w:tr>
         <w:tc>
           <w:tcPr>
-            <w:tcW w:type="dxa" w:w="2835"/>
-            <w:vAlign w:val="top"/>
+            <w:tcW w:type="dxa" w:w="1814"/>
+            <w:tcMar>
+              <w:top w:w="90" w:type="dxa"/>
+              <w:left w:w="90" w:type="dxa"/>
+              <w:bottom w:w="90" w:type="dxa"/>
+              <w:right w:w="90" w:type="dxa"/>
+            </w:tcMar>
+            <w:vAlign w:val="center"/>
           </w:tcPr>
           <w:p>
             <w:r>
               <w:rPr>
                 <w:rFonts w:ascii="Arial" w:hAnsi="Arial"/>
-                <w:sz w:val="18"/>
+                <w:sz w:val="16"/>
               </w:rPr>
-              <w:t>Widerspruchsbegründung ergänzen</w:t>
+              <w:t>Beitragsgrundlage</w:t>
             </w:r>
           </w:p>
         </w:tc>
         <w:tc>
           <w:tcPr>
-            <w:tcW w:type="dxa" w:w="1701"/>
-            <w:vAlign w:val="top"/>
+            <w:tcW w:type="dxa" w:w="2835"/>
+            <w:tcMar>
+              <w:top w:w="90" w:type="dxa"/>
+              <w:left w:w="90" w:type="dxa"/>
+              <w:bottom w:w="90" w:type="dxa"/>
+              <w:right w:w="90" w:type="dxa"/>
+            </w:tcMar>
+            <w:vAlign w:val="center"/>
           </w:tcPr>
           <w:p>
             <w:r>
               <w:rPr>
                 <w:rFonts w:ascii="Arial" w:hAnsi="Arial"/>
-                <w:sz w:val="18"/>
+                <w:sz w:val="16"/>
               </w:rPr>
-              <w:t>19. Juli 2026</w:t>
+              <w:t>noch nicht abschließend berechnet</w:t>
             </w:r>
           </w:p>
         </w:tc>
         <w:tc>
           <w:tcPr>
-            <w:tcW w:type="dxa" w:w="3685"/>
-            <w:vAlign w:val="top"/>
+            <w:tcW w:type="dxa" w:w="4422"/>
+            <w:tcMar>
+              <w:top w:w="90" w:type="dxa"/>
+              <w:left w:w="90" w:type="dxa"/>
+              <w:bottom w:w="90" w:type="dxa"/>
+              <w:right w:w="90" w:type="dxa"/>
+            </w:tcMar>
+            <w:vAlign w:val="center"/>
           </w:tcPr>
           <w:p>
             <w:r>
               <w:rPr>
                 <w:rFonts w:ascii="Arial" w:hAnsi="Arial"/>
-                <w:sz w:val="18"/>
+                <w:sz w:val="16"/>
               </w:rPr>
-              <w:t>Indizienmatrix, Kontoauszüge und Dienstplanexport beifügen</w:t>
+              <w:t>Bruttierung, Beitragsbemessungsgrenzen, Umlagen und Zeiträume</w:t>
             </w:r>
           </w:p>
         </w:tc>
@@ -615,46 +747,67 @@
       <w:tr>
         <w:tc>
           <w:tcPr>
-            <w:tcW w:type="dxa" w:w="2835"/>
-            <w:vAlign w:val="top"/>
+            <w:tcW w:type="dxa" w:w="1814"/>
+            <w:shd w:fill="F4F6F7"/>
+            <w:tcMar>
+              <w:top w:w="90" w:type="dxa"/>
+              <w:left w:w="90" w:type="dxa"/>
+              <w:bottom w:w="90" w:type="dxa"/>
+              <w:right w:w="90" w:type="dxa"/>
+            </w:tcMar>
+            <w:vAlign w:val="center"/>
           </w:tcPr>
           <w:p>
             <w:r>
               <w:rPr>
                 <w:rFonts w:ascii="Arial" w:hAnsi="Arial"/>
-                <w:sz w:val="18"/>
+                <w:sz w:val="16"/>
               </w:rPr>
-              <w:t>Kassenunterlagen ordnen</w:t>
+              <w:t>Zahlungsweg</w:t>
             </w:r>
           </w:p>
         </w:tc>
         <w:tc>
           <w:tcPr>
-            <w:tcW w:type="dxa" w:w="1701"/>
-            <w:vAlign w:val="top"/>
+            <w:tcW w:type="dxa" w:w="2835"/>
+            <w:shd w:fill="F4F6F7"/>
+            <w:tcMar>
+              <w:top w:w="90" w:type="dxa"/>
+              <w:left w:w="90" w:type="dxa"/>
+              <w:bottom w:w="90" w:type="dxa"/>
+              <w:right w:w="90" w:type="dxa"/>
+            </w:tcMar>
+            <w:vAlign w:val="center"/>
           </w:tcPr>
           <w:p>
             <w:r>
               <w:rPr>
                 <w:rFonts w:ascii="Arial" w:hAnsi="Arial"/>
-                <w:sz w:val="18"/>
+                <w:sz w:val="16"/>
               </w:rPr>
-              <w:t>12. Juli 2026</w:t>
+              <w:t>Geschäftskonto OHG an Geschäftskonto Büroservice</w:t>
             </w:r>
           </w:p>
         </w:tc>
         <w:tc>
           <w:tcPr>
-            <w:tcW w:type="dxa" w:w="3685"/>
-            <w:vAlign w:val="top"/>
+            <w:tcW w:type="dxa" w:w="4422"/>
+            <w:shd w:fill="F4F6F7"/>
+            <w:tcMar>
+              <w:top w:w="90" w:type="dxa"/>
+              <w:left w:w="90" w:type="dxa"/>
+              <w:bottom w:w="90" w:type="dxa"/>
+              <w:right w:w="90" w:type="dxa"/>
+            </w:tcMar>
+            <w:vAlign w:val="center"/>
           </w:tcPr>
           <w:p>
             <w:r>
               <w:rPr>
                 <w:rFonts w:ascii="Arial" w:hAnsi="Arial"/>
-                <w:sz w:val="18"/>
+                <w:sz w:val="16"/>
               </w:rPr>
-              <w:t>Monatsweise Mappe mit Filiale, Datum, Schicht und Kassenzugang</w:t>
+              <w:t>vollständiges Zahlungsjournal und Verwendungszwecke</w:t>
             </w:r>
           </w:p>
         </w:tc>
@@ -662,60 +815,120 @@
       <w:tr>
         <w:tc>
           <w:tcPr>
-            <w:tcW w:type="dxa" w:w="2835"/>
-            <w:vAlign w:val="top"/>
+            <w:tcW w:type="dxa" w:w="1814"/>
+            <w:tcMar>
+              <w:top w:w="90" w:type="dxa"/>
+              <w:left w:w="90" w:type="dxa"/>
+              <w:bottom w:w="90" w:type="dxa"/>
+              <w:right w:w="90" w:type="dxa"/>
+            </w:tcMar>
+            <w:vAlign w:val="center"/>
           </w:tcPr>
           <w:p>
             <w:r>
               <w:rPr>
                 <w:rFonts w:ascii="Arial" w:hAnsi="Arial"/>
-                <w:sz w:val="18"/>
+                <w:sz w:val="16"/>
               </w:rPr>
-              <w:t>Vergleichsvorschlag vorbereiten</w:t>
+              <w:t>Säumniszuschläge</w:t>
             </w:r>
           </w:p>
         </w:tc>
         <w:tc>
           <w:tcPr>
-            <w:tcW w:type="dxa" w:w="1701"/>
-            <w:vAlign w:val="top"/>
+            <w:tcW w:type="dxa" w:w="2835"/>
+            <w:tcMar>
+              <w:top w:w="90" w:type="dxa"/>
+              <w:left w:w="90" w:type="dxa"/>
+              <w:bottom w:w="90" w:type="dxa"/>
+              <w:right w:w="90" w:type="dxa"/>
+            </w:tcMar>
+            <w:vAlign w:val="center"/>
           </w:tcPr>
           <w:p>
             <w:r>
               <w:rPr>
                 <w:rFonts w:ascii="Arial" w:hAnsi="Arial"/>
-                <w:sz w:val="18"/>
+                <w:sz w:val="16"/>
               </w:rPr>
-              <w:t>Nach Akteneinsicht</w:t>
+              <w:t>nicht in der Grundsumme enthalten</w:t>
             </w:r>
           </w:p>
         </w:tc>
         <w:tc>
           <w:tcPr>
-            <w:tcW w:type="dxa" w:w="3685"/>
-            <w:vAlign w:val="top"/>
+            <w:tcW w:type="dxa" w:w="4422"/>
+            <w:tcMar>
+              <w:top w:w="90" w:type="dxa"/>
+              <w:left w:w="90" w:type="dxa"/>
+              <w:bottom w:w="90" w:type="dxa"/>
+              <w:right w:w="90" w:type="dxa"/>
+            </w:tcMar>
+            <w:vAlign w:val="center"/>
           </w:tcPr>
           <w:p>
             <w:r>
               <w:rPr>
                 <w:rFonts w:ascii="Arial" w:hAnsi="Arial"/>
-                <w:sz w:val="18"/>
+                <w:sz w:val="16"/>
               </w:rPr>
-              <w:t>Beschäftigung nur Filialleitung ab 2024, Reduktion Säumniszuschläge, klare Rentenzuordnung</w:t>
+              <w:t>Kenntnisstand und konkrete Fälligkeiten</w:t>
             </w:r>
           </w:p>
         </w:tc>
       </w:tr>
     </w:tbl>
-    <w:p/>
+    <w:p>
+      <w:pPr>
+        <w:spacing w:after="20"/>
+      </w:pPr>
+    </w:p>
+    <w:p>
+      <w:pPr>
+        <w:pStyle w:val="Heading1"/>
+      </w:pPr>
+      <w:r>
+        <w:t>2. Benötigte Arbeitsprodukte</w:t>
+      </w:r>
+    </w:p>
+    <w:p>
+      <w:r>
+        <w:t>Zunächst werden eine widerspruchsfreie Tatsachenschilderung, ein nummeriertes Anlagenverzeichnis und eine monatliche Zahlungsübersicht erstellt. Erst nach Zugang eines Bescheids werden Rechtsbehelf, gegebenenfalls Klage zum Sozialgericht und ein Antrag zur Zahlungsabwicklung anhand des tatsächlichen Verfügungssatzes formuliert.</w:t>
+      </w:r>
+    </w:p>
+    <w:p>
+      <w:r>
+        <w:t>Für Vergleichsgespräche sind Zeitraum, Statusfrage, konkrete Beitragshöhe, bereits gezahlte Vorsorgebeiträge und Liquiditätswirkung getrennt zu verhandeln. Die Akte enthält dafür Arbeitswerte, aber noch keine verbindliche Endabrechnung.</w:t>
+      </w:r>
+    </w:p>
     <w:sectPr>
-      <w:pgSz w:w="12240" w:h="15840"/>
-      <w:pgMar w:top="1134" w:right="1191" w:bottom="1134" w:left="1191" w:header="720" w:footer="720" w:gutter="0"/>
+      <w:footerReference w:type="default" r:id="rId9"/>
+      <w:pgSz w:w="11906" w:h="16838"/>
+      <w:pgMar w:top="964" w:right="1191" w:bottom="964" w:left="1191" w:header="720" w:footer="720" w:gutter="0"/>
       <w:cols w:space="720"/>
       <w:docGrid w:linePitch="360"/>
     </w:sectPr>
   </w:body>
 </w:document>
+</file>
+
+<file path=word/footer1.xml><?xml version="1.0" encoding="utf-8"?>
+<w:ftr xmlns:m="http://schemas.openxmlformats.org/officeDocument/2006/math" xmlns:mc="http://schemas.openxmlformats.org/markup-compatibility/2006" xmlns:mo="http://schemas.microsoft.com/office/mac/office/2008/main" xmlns:mv="urn:schemas-microsoft-com:mac:vml" xmlns:o="urn:schemas-microsoft-com:office:office" xmlns:r="http://schemas.openxmlformats.org/officeDocument/2006/relationships" xmlns:v="urn:schemas-microsoft-com:vml" xmlns:w10="urn:schemas-microsoft-com:office:word" xmlns:w14="http://schemas.microsoft.com/office/word/2010/wordml" xmlns:w="http://schemas.openxmlformats.org/wordprocessingml/2006/main" xmlns:wne="http://schemas.microsoft.com/office/word/2006/wordml" xmlns:wp14="http://schemas.microsoft.com/office/word/2010/wordprocessingDrawing" xmlns:wp="http://schemas.openxmlformats.org/drawingml/2006/wordprocessingDrawing" xmlns:wpc="http://schemas.microsoft.com/office/word/2010/wordprocessingCanvas" xmlns:wpg="http://schemas.microsoft.com/office/word/2010/wordprocessingGroup" xmlns:wpi="http://schemas.microsoft.com/office/word/2010/wordprocessingInk" xmlns:wps="http://schemas.microsoft.com/office/word/2010/wordprocessingShape" mc:Ignorable="w14 wp14">
+  <w:p>
+    <w:pPr>
+      <w:pStyle w:val="Footer"/>
+      <w:jc w:val="center"/>
+    </w:pPr>
+    <w:r>
+      <w:rPr>
+        <w:rFonts w:ascii="Arial" w:hAnsi="Arial"/>
+        <w:color w:val="646464"/>
+        <w:sz w:val="16"/>
+      </w:rPr>
+      <w:t>KNÜPPEL &amp; PARTNER RENTENBERATUNG · BK-LU/2026-118</w:t>
+    </w:r>
+  </w:p>
+</w:ftr>
 </file>
 
 <file path=word/numbering.xml><?xml version="1.0" encoding="utf-8"?>
@@ -1082,7 +1295,7 @@
     <w:qFormat/>
     <w:rsid w:val="00FC693F"/>
     <w:pPr>
-      <w:spacing w:after="100" w:line="259" w:lineRule="auto"/>
+      <w:spacing w:after="120" w:line="259" w:lineRule="auto"/>
     </w:pPr>
     <w:rPr>
       <w:rFonts w:ascii="Arial" w:hAnsi="Arial"/>
@@ -1144,15 +1357,15 @@
     <w:pPr>
       <w:keepNext/>
       <w:keepLines/>
-      <w:spacing w:before="200" w:after="100"/>
+      <w:spacing w:before="480" w:after="0"/>
       <w:outlineLvl w:val="0"/>
     </w:pPr>
     <w:rPr>
       <w:rFonts w:asciiTheme="majorHAnsi" w:eastAsiaTheme="majorEastAsia" w:hAnsiTheme="majorHAnsi" w:cstheme="majorBidi" w:ascii="Arial" w:hAnsi="Arial"/>
       <w:b/>
       <w:bCs/>
-      <w:color w:val="365F91" w:themeColor="accent1" w:themeShade="BF"/>
-      <w:sz w:val="30"/>
+      <w:color w:val="24364B"/>
+      <w:sz w:val="26"/>
       <w:szCs w:val="28"/>
     </w:rPr>
   </w:style>
@@ -1168,15 +1381,15 @@
     <w:pPr>
       <w:keepNext/>
       <w:keepLines/>
-      <w:spacing w:before="200" w:after="100"/>
+      <w:spacing w:before="200" w:after="0"/>
       <w:outlineLvl w:val="1"/>
     </w:pPr>
     <w:rPr>
       <w:rFonts w:asciiTheme="majorHAnsi" w:eastAsiaTheme="majorEastAsia" w:hAnsiTheme="majorHAnsi" w:cstheme="majorBidi" w:ascii="Arial" w:hAnsi="Arial"/>
       <w:b/>
       <w:bCs/>
-      <w:color w:val="4F81BD" w:themeColor="accent1"/>
-      <w:sz w:val="24"/>
+      <w:color w:val="385A64"/>
+      <w:sz w:val="22"/>
       <w:szCs w:val="26"/>
     </w:rPr>
   </w:style>
@@ -1437,11 +1650,12 @@
       <w:contextualSpacing/>
     </w:pPr>
     <w:rPr>
-      <w:rFonts w:asciiTheme="majorHAnsi" w:eastAsiaTheme="majorEastAsia" w:hAnsiTheme="majorHAnsi" w:cstheme="majorBidi"/>
-      <w:color w:val="17365D" w:themeColor="text2" w:themeShade="BF"/>
+      <w:rFonts w:asciiTheme="majorHAnsi" w:eastAsiaTheme="majorEastAsia" w:hAnsiTheme="majorHAnsi" w:cstheme="majorBidi" w:ascii="Arial" w:hAnsi="Arial"/>
+      <w:b/>
+      <w:color w:val="24364B"/>
       <w:spacing w:val="5"/>
       <w:kern w:val="28"/>
-      <w:sz w:val="52"/>
+      <w:sz w:val="36"/>
       <w:szCs w:val="52"/>
     </w:rPr>
   </w:style>
